--- a/plantilla_cotizacion_foton_u12.docx
+++ b/plantilla_cotizacion_foton_u12.docx
@@ -9,29 +9,8 @@
         <w:jc w:val="right"/>
       </w:pPr>
       <w:bookmarkStart w:id="0" w:name="_Hlk175831904"/>
-      <w:proofErr w:type="gramStart"/>
-      <w:r>
-        <w:t xml:space="preserve">{{ </w:t>
-      </w:r>
-      <w:proofErr w:type="spellStart"/>
-      <w:r>
-        <w:t>fecha</w:t>
-      </w:r>
-      <w:proofErr w:type="gramEnd"/>
-      <w:r>
-        <w:t>_</w:t>
-      </w:r>
-      <w:proofErr w:type="gramStart"/>
-      <w:r>
-        <w:t>larga</w:t>
-      </w:r>
-      <w:proofErr w:type="spellEnd"/>
-      <w:r>
-        <w:t xml:space="preserve"> }</w:t>
-      </w:r>
-      <w:proofErr w:type="gramEnd"/>
-      <w:r>
-        <w:t>}</w:t>
+      <w:r>
+        <w:t>{{ fecha_larga }}</w:t>
       </w:r>
     </w:p>
     <w:p>
@@ -40,39 +19,10 @@
         <w:jc w:val="right"/>
       </w:pPr>
       <w:r>
-        <w:t xml:space="preserve">Cotización </w:t>
-      </w:r>
-      <w:proofErr w:type="spellStart"/>
-      <w:r>
-        <w:t>n°</w:t>
-      </w:r>
-      <w:proofErr w:type="spellEnd"/>
-      <w:r>
-        <w:t xml:space="preserve"> </w:t>
-      </w:r>
-      <w:proofErr w:type="gramStart"/>
-      <w:r>
-        <w:t xml:space="preserve">{{ </w:t>
-      </w:r>
-      <w:proofErr w:type="spellStart"/>
-      <w:r>
-        <w:t>numero</w:t>
-      </w:r>
-      <w:proofErr w:type="gramEnd"/>
-      <w:r>
-        <w:t>_</w:t>
-      </w:r>
-      <w:proofErr w:type="gramStart"/>
-      <w:r>
-        <w:t>cotizacion</w:t>
-      </w:r>
-      <w:proofErr w:type="spellEnd"/>
-      <w:r>
-        <w:t xml:space="preserve"> }</w:t>
-      </w:r>
-      <w:proofErr w:type="gramEnd"/>
-      <w:r>
-        <w:t>}</w:t>
+        <w:t xml:space="preserve">Cotización n° </w:t>
+      </w:r>
+      <w:r>
+        <w:t>{{ numero_cotizacion }}</w:t>
       </w:r>
     </w:p>
     <w:p>
@@ -134,13 +84,8 @@
       <w:r>
         <w:br/>
       </w:r>
-      <w:proofErr w:type="gramStart"/>
-      <w:r>
-        <w:t>{{ cliente</w:t>
-      </w:r>
-      <w:proofErr w:type="gramEnd"/>
-      <w:r>
-        <w:t xml:space="preserve"> }}</w:t>
+      <w:r>
+        <w:t>{{ cliente }}</w:t>
       </w:r>
     </w:p>
     <w:p>
@@ -207,35 +152,20 @@
       <w:r>
         <w:t xml:space="preserve"> </w:t>
       </w:r>
-      <w:proofErr w:type="gramStart"/>
       <w:r>
         <w:t>{{</w:t>
       </w:r>
       <w:r>
         <w:t xml:space="preserve"> </w:t>
       </w:r>
-      <w:proofErr w:type="spellStart"/>
-      <w:r>
-        <w:t>cantidad</w:t>
-      </w:r>
-      <w:proofErr w:type="gramEnd"/>
-      <w:r>
-        <w:t>_</w:t>
-      </w:r>
-      <w:proofErr w:type="gramStart"/>
-      <w:r>
-        <w:t>unidades</w:t>
-      </w:r>
-      <w:proofErr w:type="spellEnd"/>
+      <w:r>
+        <w:t>cantidad_unidades</w:t>
+      </w:r>
       <w:r>
         <w:t xml:space="preserve"> </w:t>
       </w:r>
       <w:r>
-        <w:t>}</w:t>
-      </w:r>
-      <w:proofErr w:type="gramEnd"/>
-      <w:r>
-        <w:t>}</w:t>
+        <w:t>}}</w:t>
       </w:r>
       <w:r>
         <w:t xml:space="preserve"> </w:t>
@@ -310,7 +240,7 @@
         <w:t>, año modelo 202</w:t>
       </w:r>
       <w:r>
-        <w:t>6</w:t>
+        <w:t>7</w:t>
       </w:r>
       <w:r>
         <w:t>.</w:t>
@@ -780,33 +710,15 @@
               <w:cnfStyle w:val="000000000000" w:firstRow="0" w:lastRow="0" w:firstColumn="0" w:lastColumn="0" w:oddVBand="0" w:evenVBand="0" w:oddHBand="0" w:evenHBand="0" w:firstRowFirstColumn="0" w:firstRowLastColumn="0" w:lastRowFirstColumn="0" w:lastRowLastColumn="0"/>
             </w:pPr>
             <w:r>
-              <w:t xml:space="preserve">FOTON </w:t>
-            </w:r>
-            <w:proofErr w:type="spellStart"/>
-            <w:r>
-              <w:t>by</w:t>
-            </w:r>
-            <w:proofErr w:type="spellEnd"/>
-            <w:r>
-              <w:t xml:space="preserve"> </w:t>
-            </w:r>
-            <w:proofErr w:type="spellStart"/>
+              <w:t xml:space="preserve">FOTON by </w:t>
+            </w:r>
             <w:r>
               <w:rPr>
                 <w:rFonts w:eastAsiaTheme="minorEastAsia"/>
                 <w:sz w:val="21"/>
                 <w:lang w:eastAsia="zh-CN"/>
               </w:rPr>
-              <w:t>Prestolite</w:t>
-            </w:r>
-            <w:proofErr w:type="spellEnd"/>
-            <w:r>
-              <w:rPr>
-                <w:rFonts w:eastAsiaTheme="minorEastAsia"/>
-                <w:sz w:val="21"/>
-                <w:lang w:eastAsia="zh-CN"/>
-              </w:rPr>
-              <w:t xml:space="preserve">  </w:t>
+              <w:t xml:space="preserve">Prestolite  </w:t>
             </w:r>
             <w:r>
               <w:rPr>
@@ -993,13 +905,8 @@
               <w:cnfStyle w:val="000000100000" w:firstRow="0" w:lastRow="0" w:firstColumn="0" w:lastColumn="0" w:oddVBand="0" w:evenVBand="0" w:oddHBand="1" w:evenHBand="0" w:firstRowFirstColumn="0" w:firstRowLastColumn="0" w:lastRowFirstColumn="0" w:lastRowLastColumn="0"/>
             </w:pPr>
             <w:r>
-              <w:t xml:space="preserve">Tipo Neumática con Sistema </w:t>
-            </w:r>
-            <w:proofErr w:type="spellStart"/>
-            <w:r>
-              <w:t>Kneeling</w:t>
-            </w:r>
-            <w:proofErr w:type="spellEnd"/>
+              <w:t>Tipo Neumática con Sistema Kneeling</w:t>
+            </w:r>
           </w:p>
         </w:tc>
       </w:tr>
@@ -1180,15 +1087,7 @@
               <w:cnfStyle w:val="000000000000" w:firstRow="0" w:lastRow="0" w:firstColumn="0" w:lastColumn="0" w:oddVBand="0" w:evenVBand="0" w:oddHBand="0" w:evenHBand="0" w:firstRowFirstColumn="0" w:firstRowLastColumn="0" w:lastRowFirstColumn="0" w:lastRowLastColumn="0"/>
             </w:pPr>
             <w:r>
-              <w:t xml:space="preserve">Por confirmar según </w:t>
-            </w:r>
-            <w:proofErr w:type="spellStart"/>
-            <w:r>
-              <w:t>layout</w:t>
-            </w:r>
-            <w:proofErr w:type="spellEnd"/>
-            <w:r>
-              <w:t xml:space="preserve"> con cliente</w:t>
+              <w:t>Por confirmar según layout con cliente</w:t>
             </w:r>
           </w:p>
         </w:tc>
@@ -1263,15 +1162,7 @@
               <w:cnfStyle w:val="000000000000" w:firstRow="0" w:lastRow="0" w:firstColumn="0" w:lastColumn="0" w:oddVBand="0" w:evenVBand="0" w:oddHBand="0" w:evenHBand="0" w:firstRowFirstColumn="0" w:firstRowLastColumn="0" w:lastRowFirstColumn="0" w:lastRowLastColumn="0"/>
             </w:pPr>
             <w:r>
-              <w:t xml:space="preserve">Si, Equipado con </w:t>
-            </w:r>
-            <w:proofErr w:type="spellStart"/>
-            <w:r>
-              <w:t>Router</w:t>
-            </w:r>
-            <w:proofErr w:type="spellEnd"/>
-            <w:r>
-              <w:t xml:space="preserve"> </w:t>
+              <w:t xml:space="preserve">Si, Equipado con Router </w:t>
             </w:r>
           </w:p>
         </w:tc>
@@ -1314,21 +1205,7 @@
               <w:rPr>
                 <w:lang w:val="pt-BR"/>
               </w:rPr>
-              <w:t xml:space="preserve">Incorporada (próxima parada) Marca </w:t>
-            </w:r>
-            <w:proofErr w:type="spellStart"/>
-            <w:r>
-              <w:rPr>
-                <w:lang w:val="pt-BR"/>
-              </w:rPr>
-              <w:t>Magnetich</w:t>
-            </w:r>
-            <w:proofErr w:type="spellEnd"/>
-            <w:r>
-              <w:rPr>
-                <w:lang w:val="pt-BR"/>
-              </w:rPr>
-              <w:t xml:space="preserve"> North.</w:t>
+              <w:t>Incorporada (próxima parada) Marca Magnetich North.</w:t>
             </w:r>
           </w:p>
         </w:tc>
@@ -1362,15 +1239,7 @@
               <w:cnfStyle w:val="000000000000" w:firstRow="0" w:lastRow="0" w:firstColumn="0" w:lastColumn="0" w:oddVBand="0" w:evenVBand="0" w:oddHBand="0" w:evenHBand="0" w:firstRowFirstColumn="0" w:firstRowLastColumn="0" w:lastRowFirstColumn="0" w:lastRowLastColumn="0"/>
             </w:pPr>
             <w:r>
-              <w:t xml:space="preserve">Marca </w:t>
-            </w:r>
-            <w:proofErr w:type="spellStart"/>
-            <w:r>
-              <w:t>Magnetich</w:t>
-            </w:r>
-            <w:proofErr w:type="spellEnd"/>
-            <w:r>
-              <w:t xml:space="preserve"> North.</w:t>
+              <w:t>Marca Magnetich North.</w:t>
             </w:r>
           </w:p>
         </w:tc>
@@ -1415,71 +1284,7 @@
                 <w:rFonts w:asciiTheme="minorHAnsi" w:eastAsiaTheme="minorHAnsi" w:hAnsiTheme="minorHAnsi" w:cstheme="minorBidi"/>
                 <w:lang w:val="es-CL" w:eastAsia="en-US" w:bidi="ar-SA"/>
               </w:rPr>
-              <w:t xml:space="preserve">Marca </w:t>
-            </w:r>
-            <w:proofErr w:type="spellStart"/>
-            <w:r>
-              <w:rPr>
-                <w:rFonts w:asciiTheme="minorHAnsi" w:eastAsiaTheme="minorHAnsi" w:hAnsiTheme="minorHAnsi" w:cstheme="minorBidi"/>
-                <w:lang w:val="es-CL" w:eastAsia="en-US" w:bidi="ar-SA"/>
-              </w:rPr>
-              <w:t>Magnetich</w:t>
-            </w:r>
-            <w:proofErr w:type="spellEnd"/>
-            <w:r>
-              <w:rPr>
-                <w:rFonts w:asciiTheme="minorHAnsi" w:eastAsiaTheme="minorHAnsi" w:hAnsiTheme="minorHAnsi" w:cstheme="minorBidi"/>
-                <w:lang w:val="es-CL" w:eastAsia="en-US" w:bidi="ar-SA"/>
-              </w:rPr>
-              <w:t xml:space="preserve"> North, Modelo </w:t>
-            </w:r>
-            <w:proofErr w:type="spellStart"/>
-            <w:r>
-              <w:rPr>
-                <w:rFonts w:asciiTheme="minorHAnsi" w:eastAsiaTheme="minorHAnsi" w:hAnsiTheme="minorHAnsi" w:cstheme="minorBidi"/>
-                <w:lang w:val="es-CL" w:eastAsia="en-US" w:bidi="ar-SA"/>
-              </w:rPr>
-              <w:t>intelligent</w:t>
-            </w:r>
-            <w:proofErr w:type="spellEnd"/>
-            <w:r>
-              <w:rPr>
-                <w:rFonts w:asciiTheme="minorHAnsi" w:eastAsiaTheme="minorHAnsi" w:hAnsiTheme="minorHAnsi" w:cstheme="minorBidi"/>
-                <w:lang w:val="es-CL" w:eastAsia="en-US" w:bidi="ar-SA"/>
-              </w:rPr>
-              <w:t xml:space="preserve"> </w:t>
-            </w:r>
-            <w:proofErr w:type="spellStart"/>
-            <w:r>
-              <w:rPr>
-                <w:rFonts w:asciiTheme="minorHAnsi" w:eastAsiaTheme="minorHAnsi" w:hAnsiTheme="minorHAnsi" w:cstheme="minorBidi"/>
-                <w:lang w:val="es-CL" w:eastAsia="en-US" w:bidi="ar-SA"/>
-              </w:rPr>
-              <w:t>monitoring</w:t>
-            </w:r>
-            <w:proofErr w:type="spellEnd"/>
-            <w:r>
-              <w:rPr>
-                <w:rFonts w:asciiTheme="minorHAnsi" w:eastAsiaTheme="minorHAnsi" w:hAnsiTheme="minorHAnsi" w:cstheme="minorBidi"/>
-                <w:lang w:val="es-CL" w:eastAsia="en-US" w:bidi="ar-SA"/>
-              </w:rPr>
-              <w:t xml:space="preserve"> </w:t>
-            </w:r>
-            <w:proofErr w:type="spellStart"/>
-            <w:r>
-              <w:rPr>
-                <w:rFonts w:asciiTheme="minorHAnsi" w:eastAsiaTheme="minorHAnsi" w:hAnsiTheme="minorHAnsi" w:cstheme="minorBidi"/>
-                <w:lang w:val="es-CL" w:eastAsia="en-US" w:bidi="ar-SA"/>
-              </w:rPr>
-              <w:t>system</w:t>
-            </w:r>
-            <w:proofErr w:type="spellEnd"/>
-            <w:r>
-              <w:rPr>
-                <w:rFonts w:asciiTheme="minorHAnsi" w:eastAsiaTheme="minorHAnsi" w:hAnsiTheme="minorHAnsi" w:cstheme="minorBidi"/>
-                <w:lang w:val="es-CL" w:eastAsia="en-US" w:bidi="ar-SA"/>
-              </w:rPr>
-              <w:t xml:space="preserve">, 5 </w:t>
+              <w:t xml:space="preserve">Marca Magnetich North, Modelo intelligent monitoring system, 5 </w:t>
             </w:r>
             <w:r>
               <w:rPr>
@@ -1727,21 +1532,8 @@
               <w:jc w:val="both"/>
               <w:cnfStyle w:val="000000100000" w:firstRow="0" w:lastRow="0" w:firstColumn="0" w:lastColumn="0" w:oddVBand="0" w:evenVBand="0" w:oddHBand="1" w:evenHBand="0" w:firstRowFirstColumn="0" w:firstRowLastColumn="0" w:lastRowFirstColumn="0" w:lastRowLastColumn="0"/>
             </w:pPr>
-            <w:proofErr w:type="gramStart"/>
-            <w:r>
-              <w:t xml:space="preserve">{{ </w:t>
-            </w:r>
-            <w:proofErr w:type="spellStart"/>
-            <w:r>
-              <w:t>capacidad</w:t>
-            </w:r>
-            <w:proofErr w:type="gramEnd"/>
-            <w:r>
-              <w:t>_bateria</w:t>
-            </w:r>
-            <w:proofErr w:type="spellEnd"/>
-            <w:r>
-              <w:t xml:space="preserve"> }}</w:t>
+            <w:r>
+              <w:t>{{ capacidad_bateria }}</w:t>
             </w:r>
           </w:p>
         </w:tc>
@@ -1909,15 +1701,7 @@
                   <w:t>4</w:t>
                 </w:r>
                 <w:r>
-                  <w:t xml:space="preserve">0.000 </w:t>
-                </w:r>
-                <w:proofErr w:type="spellStart"/>
-                <w:r>
-                  <w:t>kms</w:t>
-                </w:r>
-                <w:proofErr w:type="spellEnd"/>
-                <w:r>
-                  <w:t xml:space="preserve">. lo que primero se cumpla. </w:t>
+                  <w:t xml:space="preserve">0.000 kms. lo que primero se cumpla. </w:t>
                 </w:r>
               </w:p>
             </w:tc>
@@ -1961,15 +1745,7 @@
                   <w:cnfStyle w:val="000000000000" w:firstRow="0" w:lastRow="0" w:firstColumn="0" w:lastColumn="0" w:oddVBand="0" w:evenVBand="0" w:oddHBand="0" w:evenHBand="0" w:firstRowFirstColumn="0" w:firstRowLastColumn="0" w:lastRowFirstColumn="0" w:lastRowLastColumn="0"/>
                 </w:pPr>
                 <w:r>
-                  <w:t xml:space="preserve">10 años o 800.000 </w:t>
-                </w:r>
-                <w:proofErr w:type="spellStart"/>
-                <w:r>
-                  <w:t>kms</w:t>
-                </w:r>
-                <w:proofErr w:type="spellEnd"/>
-                <w:r>
-                  <w:t xml:space="preserve">. lo que primero se cumpla, y con una atenuación de 30% de la batería. </w:t>
+                  <w:t xml:space="preserve">10 años o 800.000 kms. lo que primero se cumpla, y con una atenuación de 30% de la batería. </w:t>
                 </w:r>
               </w:p>
             </w:tc>
@@ -2011,15 +1787,7 @@
               <w:t>5</w:t>
             </w:r>
             <w:r>
-              <w:t xml:space="preserve"> años o 400.000 </w:t>
-            </w:r>
-            <w:proofErr w:type="spellStart"/>
-            <w:r>
-              <w:t>kms</w:t>
-            </w:r>
-            <w:proofErr w:type="spellEnd"/>
-            <w:r>
-              <w:t xml:space="preserve">. </w:t>
+              <w:t xml:space="preserve"> años o 400.000 kms. </w:t>
             </w:r>
           </w:p>
         </w:tc>
@@ -2036,13 +1804,8 @@
               <w:ind w:left="0"/>
               <w:jc w:val="both"/>
             </w:pPr>
-            <w:proofErr w:type="gramStart"/>
-            <w:r>
-              <w:t>Ejes trasero</w:t>
-            </w:r>
-            <w:proofErr w:type="gramEnd"/>
-            <w:r>
-              <w:t xml:space="preserve"> </w:t>
+            <w:r>
+              <w:t xml:space="preserve">Ejes trasero </w:t>
             </w:r>
           </w:p>
         </w:tc>
@@ -2067,15 +1830,7 @@
               <w:t>400</w:t>
             </w:r>
             <w:r>
-              <w:t xml:space="preserve">.000 </w:t>
-            </w:r>
-            <w:proofErr w:type="spellStart"/>
-            <w:r>
-              <w:t>kms</w:t>
-            </w:r>
-            <w:proofErr w:type="spellEnd"/>
-            <w:r>
-              <w:t>.</w:t>
+              <w:t>.000 kms.</w:t>
             </w:r>
             <w:r>
               <w:rPr>
@@ -2267,7 +2022,6 @@
         <w:jc w:val="both"/>
       </w:pPr>
       <w:r>
-        <w:lastRenderedPageBreak/>
         <w:t>Imágenes referenciales</w:t>
       </w:r>
     </w:p>
@@ -2348,11 +2102,9 @@
       <w:r>
         <w:t xml:space="preserve">  </w:t>
       </w:r>
-      <w:proofErr w:type="spellStart"/>
       <w:r>
         <w:t>Layout</w:t>
       </w:r>
-      <w:proofErr w:type="spellEnd"/>
       <w:r>
         <w:t xml:space="preserve"> </w:t>
       </w:r>
@@ -2449,15 +2201,7 @@
         <w:jc w:val="both"/>
       </w:pPr>
       <w:r>
-        <w:t xml:space="preserve">¿Por qué elegir </w:t>
-      </w:r>
-      <w:proofErr w:type="spellStart"/>
-      <w:r>
-        <w:t>Foton</w:t>
-      </w:r>
-      <w:proofErr w:type="spellEnd"/>
-      <w:r>
-        <w:t xml:space="preserve"> y Andes Motor una empresa del grupo Kaufmann?</w:t>
+        <w:t>¿Por qué elegir Foton y Andes Motor una empresa del grupo Kaufmann?</w:t>
       </w:r>
     </w:p>
     <w:p>
@@ -2478,13 +2222,8 @@
         <w:spacing w:after="0"/>
         <w:jc w:val="both"/>
       </w:pPr>
-      <w:proofErr w:type="spellStart"/>
-      <w:r>
-        <w:t>Foton</w:t>
-      </w:r>
-      <w:proofErr w:type="spellEnd"/>
-      <w:r>
-        <w:t xml:space="preserve"> </w:t>
+      <w:r>
+        <w:t xml:space="preserve">Foton </w:t>
       </w:r>
       <w:r>
         <w:t xml:space="preserve">ha comercializado más </w:t>
@@ -2503,13 +2242,8 @@
         <w:spacing w:after="0"/>
         <w:jc w:val="both"/>
       </w:pPr>
-      <w:proofErr w:type="spellStart"/>
-      <w:r>
-        <w:t>Foton</w:t>
-      </w:r>
-      <w:proofErr w:type="spellEnd"/>
-      <w:r>
-        <w:t xml:space="preserve"> en Chile cuenta con una flota de </w:t>
+      <w:r>
+        <w:t xml:space="preserve">Foton en Chile cuenta con una flota de </w:t>
       </w:r>
       <w:r>
         <w:t>1</w:t>
@@ -2612,7 +2346,6 @@
         <w:jc w:val="both"/>
       </w:pPr>
       <w:r>
-        <w:lastRenderedPageBreak/>
         <w:t xml:space="preserve">Precio </w:t>
       </w:r>
     </w:p>
@@ -2644,60 +2377,19 @@
         </w:rPr>
         <w:t xml:space="preserve">Valor unitario por bus: </w:t>
       </w:r>
-      <w:proofErr w:type="gramStart"/>
       <w:r>
         <w:rPr>
           <w:rFonts w:cstheme="minorHAnsi"/>
           <w:b/>
         </w:rPr>
-        <w:t xml:space="preserve">{{ </w:t>
-      </w:r>
-      <w:proofErr w:type="spellStart"/>
+        <w:t>{{ precio_unitario }}</w:t>
+      </w:r>
       <w:r>
         <w:rPr>
           <w:rFonts w:cstheme="minorHAnsi"/>
           <w:b/>
         </w:rPr>
-        <w:t>precio</w:t>
-      </w:r>
-      <w:proofErr w:type="gramEnd"/>
-      <w:r>
-        <w:rPr>
-          <w:rFonts w:cstheme="minorHAnsi"/>
-          <w:b/>
-        </w:rPr>
-        <w:t>_</w:t>
-      </w:r>
-      <w:proofErr w:type="gramStart"/>
-      <w:r>
-        <w:rPr>
-          <w:rFonts w:cstheme="minorHAnsi"/>
-          <w:b/>
-        </w:rPr>
-        <w:t>unitario</w:t>
-      </w:r>
-      <w:proofErr w:type="spellEnd"/>
-      <w:r>
-        <w:rPr>
-          <w:rFonts w:cstheme="minorHAnsi"/>
-          <w:b/>
-        </w:rPr>
-        <w:t xml:space="preserve"> }}</w:t>
-      </w:r>
-      <w:r>
-        <w:rPr>
-          <w:rFonts w:cstheme="minorHAnsi"/>
-          <w:b/>
-        </w:rPr>
-        <w:t>.-</w:t>
-      </w:r>
-      <w:proofErr w:type="gramEnd"/>
-      <w:r>
-        <w:rPr>
-          <w:rFonts w:cstheme="minorHAnsi"/>
-          <w:b/>
-        </w:rPr>
-        <w:t xml:space="preserve"> </w:t>
+        <w:t xml:space="preserve">.- </w:t>
       </w:r>
       <w:r>
         <w:rPr>
@@ -2736,107 +2428,37 @@
         <w:rPr>
           <w:bCs/>
         </w:rPr>
-        <w:t xml:space="preserve">{% </w:t>
-      </w:r>
-      <w:proofErr w:type="spellStart"/>
-      <w:r>
+        <w:t>{% if texto_mantto %}</w:t>
+      </w:r>
+    </w:p>
+    <w:p>
+      <w:pPr>
+        <w:pStyle w:val="Prrafodelista"/>
+        <w:spacing w:after="0"/>
         <w:rPr>
           <w:bCs/>
         </w:rPr>
-        <w:t>if</w:t>
-      </w:r>
-      <w:proofErr w:type="spellEnd"/>
+      </w:pPr>
       <w:r>
         <w:rPr>
           <w:bCs/>
         </w:rPr>
-        <w:t xml:space="preserve"> </w:t>
-      </w:r>
-      <w:proofErr w:type="spellStart"/>
-      <w:r>
+        <w:t>{{r texto_mantto }}</w:t>
+      </w:r>
+    </w:p>
+    <w:p>
+      <w:pPr>
+        <w:pStyle w:val="Prrafodelista"/>
+        <w:spacing w:after="0"/>
         <w:rPr>
           <w:bCs/>
         </w:rPr>
-        <w:t>texto_mantto</w:t>
-      </w:r>
-      <w:proofErr w:type="spellEnd"/>
+      </w:pPr>
       <w:r>
         <w:rPr>
           <w:bCs/>
         </w:rPr>
-        <w:t xml:space="preserve"> %}</w:t>
-      </w:r>
-    </w:p>
-    <w:p>
-      <w:pPr>
-        <w:pStyle w:val="Prrafodelista"/>
-        <w:spacing w:after="0"/>
-        <w:rPr>
-          <w:bCs/>
-        </w:rPr>
-      </w:pPr>
-      <w:r>
-        <w:rPr>
-          <w:bCs/>
-        </w:rPr>
-        <w:t xml:space="preserve">{{r </w:t>
-      </w:r>
-      <w:proofErr w:type="spellStart"/>
-      <w:r>
-        <w:rPr>
-          <w:bCs/>
-        </w:rPr>
-        <w:t>texto_</w:t>
-      </w:r>
-      <w:proofErr w:type="gramStart"/>
-      <w:r>
-        <w:rPr>
-          <w:bCs/>
-        </w:rPr>
-        <w:t>mantto</w:t>
-      </w:r>
-      <w:proofErr w:type="spellEnd"/>
-      <w:r>
-        <w:rPr>
-          <w:bCs/>
-        </w:rPr>
-        <w:t xml:space="preserve"> }</w:t>
-      </w:r>
-      <w:proofErr w:type="gramEnd"/>
-      <w:r>
-        <w:rPr>
-          <w:bCs/>
-        </w:rPr>
-        <w:t>}</w:t>
-      </w:r>
-    </w:p>
-    <w:p>
-      <w:pPr>
-        <w:pStyle w:val="Prrafodelista"/>
-        <w:spacing w:after="0"/>
-        <w:rPr>
-          <w:bCs/>
-        </w:rPr>
-      </w:pPr>
-      <w:r>
-        <w:rPr>
-          <w:bCs/>
-        </w:rPr>
-        <w:t xml:space="preserve">{% </w:t>
-      </w:r>
-      <w:proofErr w:type="spellStart"/>
-      <w:r>
-        <w:rPr>
-          <w:bCs/>
-        </w:rPr>
-        <w:t>endif</w:t>
-      </w:r>
-      <w:proofErr w:type="spellEnd"/>
-      <w:r>
-        <w:rPr>
-          <w:bCs/>
-        </w:rPr>
-        <w:t xml:space="preserve"> %}</w:t>
+        <w:t>{% endif %}</w:t>
       </w:r>
     </w:p>
     <w:p>
@@ -2888,29 +2510,8 @@
       <w:r>
         <w:t xml:space="preserve"> </w:t>
       </w:r>
-      <w:proofErr w:type="gramStart"/>
-      <w:r>
-        <w:t xml:space="preserve">{{ </w:t>
-      </w:r>
-      <w:proofErr w:type="spellStart"/>
-      <w:r>
-        <w:t>lugar</w:t>
-      </w:r>
-      <w:proofErr w:type="gramEnd"/>
-      <w:r>
-        <w:t>_</w:t>
-      </w:r>
-      <w:proofErr w:type="gramStart"/>
-      <w:r>
-        <w:t>entrega</w:t>
-      </w:r>
-      <w:proofErr w:type="spellEnd"/>
-      <w:r>
-        <w:t xml:space="preserve"> }</w:t>
-      </w:r>
-      <w:proofErr w:type="gramEnd"/>
-      <w:r>
-        <w:t>}</w:t>
+      <w:r>
+        <w:t>{{ lugar_entrega }}</w:t>
       </w:r>
       <w:r>
         <w:t xml:space="preserve">, </w:t>
@@ -3156,41 +2757,13 @@
                 <w:rFonts w:ascii="Calibri" w:hAnsi="Calibri" w:cs="Calibri"/>
               </w:rPr>
             </w:pPr>
-            <w:proofErr w:type="gramStart"/>
             <w:r>
               <w:rPr>
                 <w:rFonts w:ascii="Calibri" w:hAnsi="Calibri" w:cs="Calibri"/>
                 <w:b/>
                 <w:bCs/>
               </w:rPr>
-              <w:t xml:space="preserve">{{ </w:t>
-            </w:r>
-            <w:proofErr w:type="spellStart"/>
-            <w:r>
-              <w:rPr>
-                <w:rFonts w:ascii="Calibri" w:hAnsi="Calibri" w:cs="Calibri"/>
-                <w:b/>
-                <w:bCs/>
-              </w:rPr>
-              <w:t>firma</w:t>
-            </w:r>
-            <w:proofErr w:type="gramEnd"/>
-            <w:r>
-              <w:rPr>
-                <w:rFonts w:ascii="Calibri" w:hAnsi="Calibri" w:cs="Calibri"/>
-                <w:b/>
-                <w:bCs/>
-              </w:rPr>
-              <w:t>_nombre</w:t>
-            </w:r>
-            <w:proofErr w:type="spellEnd"/>
-            <w:r>
-              <w:rPr>
-                <w:rFonts w:ascii="Calibri" w:hAnsi="Calibri" w:cs="Calibri"/>
-                <w:b/>
-                <w:bCs/>
-              </w:rPr>
-              <w:t xml:space="preserve"> }}</w:t>
+              <w:t>{{ firma_nombre }}</w:t>
             </w:r>
             <w:r>
               <w:rPr>
@@ -3198,33 +2771,11 @@
               </w:rPr>
               <w:br/>
             </w:r>
-            <w:proofErr w:type="gramStart"/>
             <w:r>
               <w:rPr>
                 <w:rFonts w:ascii="Calibri" w:hAnsi="Calibri" w:cs="Calibri"/>
               </w:rPr>
-              <w:t xml:space="preserve">{{ </w:t>
-            </w:r>
-            <w:proofErr w:type="spellStart"/>
-            <w:r>
-              <w:rPr>
-                <w:rFonts w:ascii="Calibri" w:hAnsi="Calibri" w:cs="Calibri"/>
-              </w:rPr>
-              <w:t>firma</w:t>
-            </w:r>
-            <w:proofErr w:type="gramEnd"/>
-            <w:r>
-              <w:rPr>
-                <w:rFonts w:ascii="Calibri" w:hAnsi="Calibri" w:cs="Calibri"/>
-              </w:rPr>
-              <w:t>_cargo</w:t>
-            </w:r>
-            <w:proofErr w:type="spellEnd"/>
-            <w:r>
-              <w:rPr>
-                <w:rFonts w:ascii="Calibri" w:hAnsi="Calibri" w:cs="Calibri"/>
-              </w:rPr>
-              <w:t xml:space="preserve"> }}</w:t>
+              <w:t>{{ firma_cargo }}</w:t>
             </w:r>
             <w:r>
               <w:rPr>
@@ -3261,33 +2812,11 @@
               <w:br/>
               <w:t xml:space="preserve">M: </w:t>
             </w:r>
-            <w:proofErr w:type="gramStart"/>
             <w:r>
               <w:rPr>
                 <w:rFonts w:ascii="Calibri" w:hAnsi="Calibri" w:cs="Calibri"/>
               </w:rPr>
-              <w:t xml:space="preserve">{{ </w:t>
-            </w:r>
-            <w:proofErr w:type="spellStart"/>
-            <w:r>
-              <w:rPr>
-                <w:rFonts w:ascii="Calibri" w:hAnsi="Calibri" w:cs="Calibri"/>
-              </w:rPr>
-              <w:t>firma</w:t>
-            </w:r>
-            <w:proofErr w:type="gramEnd"/>
-            <w:r>
-              <w:rPr>
-                <w:rFonts w:ascii="Calibri" w:hAnsi="Calibri" w:cs="Calibri"/>
-              </w:rPr>
-              <w:t>_telefono</w:t>
-            </w:r>
-            <w:proofErr w:type="spellEnd"/>
-            <w:r>
-              <w:rPr>
-                <w:rFonts w:ascii="Calibri" w:hAnsi="Calibri" w:cs="Calibri"/>
-              </w:rPr>
-              <w:t xml:space="preserve"> }}</w:t>
+              <w:t>{{ firma_telefono }}</w:t>
             </w:r>
             <w:r>
               <w:rPr>
@@ -6818,7 +6347,7 @@
     <w:charset w:val="00"/>
     <w:family w:val="swiss"/>
     <w:pitch w:val="variable"/>
-    <w:sig w:usb0="E4002EFF" w:usb1="C000247B" w:usb2="00000009" w:usb3="00000000" w:csb0="000001FF" w:csb1="00000000"/>
+    <w:sig w:usb0="E4002EFF" w:usb1="C200247B" w:usb2="00000009" w:usb3="00000000" w:csb0="000001FF" w:csb1="00000000"/>
   </w:font>
   <w:font w:name="SimSun">
     <w:altName w:val="宋体"/>
@@ -6833,7 +6362,7 @@
     <w:charset w:val="00"/>
     <w:family w:val="swiss"/>
     <w:pitch w:val="variable"/>
-    <w:sig w:usb0="E4002EFF" w:usb1="C000247B" w:usb2="00000009" w:usb3="00000000" w:csb0="000001FF" w:csb1="00000000"/>
+    <w:sig w:usb0="E4002EFF" w:usb1="C200247B" w:usb2="00000009" w:usb3="00000000" w:csb0="000001FF" w:csb1="00000000"/>
   </w:font>
   <w:font w:name="Aptos">
     <w:charset w:val="00"/>
@@ -6907,6 +6436,7 @@
     <w:rsid w:val="005047FA"/>
     <w:rsid w:val="005141E4"/>
     <w:rsid w:val="0054265B"/>
+    <w:rsid w:val="005458D1"/>
     <w:rsid w:val="00576EF7"/>
     <w:rsid w:val="00584AE9"/>
     <w:rsid w:val="005B2365"/>
@@ -6962,6 +6492,7 @@
     <w:rsid w:val="00E1617C"/>
     <w:rsid w:val="00E20E51"/>
     <w:rsid w:val="00E3447F"/>
+    <w:rsid w:val="00E37D0F"/>
     <w:rsid w:val="00E73676"/>
     <w:rsid w:val="00ED6846"/>
     <w:rsid w:val="00ED7E9D"/>
